--- a/Formlar/On_Degerlendirme_kimya11.docx
+++ b/Formlar/On_Degerlendirme_kimya11.docx
@@ -299,6 +299,12 @@
                 <w:lang w:val="tr-TR"/>
               </w:rPr>
             </w:pPr>
+            <w:r>
+              <w:rPr>
+                <w:rFonts w:ascii="Times New Roman" w:hAnsi="Times New Roman"/>
+              </w:rPr>
+              <w:t>Ön Değerlendirme Süreci</w:t>
+            </w:r>
           </w:p>
         </w:tc>
         <w:tc>
@@ -314,6 +320,12 @@
                 <w:lang w:val="tr-TR"/>
               </w:rPr>
             </w:pPr>
+            <w:r>
+              <w:rPr>
+                <w:rFonts w:ascii="Times New Roman" w:hAnsi="Times New Roman"/>
+              </w:rPr>
+              <w:t>Öğrencilere tuzların sudaki çözünürlüklerinin nelere bağlı olduğuna ilişkin sorular sorulabilir. Bir değişimin kimyasal olduğunu gösteren kanıtların (renk değişimi, gaz çıkışı, enerji değişimi, pH değişimi vb.) neler olduğunu, asit-baz tepkimelerini ve indikatörü açıklamaları istenebilir.</w:t>
+            </w:r>
           </w:p>
         </w:tc>
         <w:tc>
@@ -329,6 +341,12 @@
                 <w:lang w:val="tr-TR"/>
               </w:rPr>
             </w:pPr>
+            <w:r>
+              <w:rPr>
+                <w:rFonts w:ascii="Times New Roman" w:hAnsi="Times New Roman"/>
+              </w:rPr>
+              <w:t>Kim11.2.1 dosyasında Tema 2 başında “Düşün, Hatırla ve Hazırlan!” olarak yapıldı.</w:t>
+            </w:r>
           </w:p>
         </w:tc>
       </w:tr>
@@ -336,7 +354,7 @@
         <w:tc>
           <w:tcPr>
             <w:tcW w:w="1057" w:type="dxa"/>
-            <w:shd w:val="clear" w:color="auto" w:fill="00B0F0"/>
+            <w:shd w:val="clear" w:color="auto" w:fill="92D050"/>
           </w:tcPr>
           <w:p>
             <w:pPr>
@@ -358,7 +376,7 @@
         <w:tc>
           <w:tcPr>
             <w:tcW w:w="1656" w:type="dxa"/>
-            <w:shd w:val="clear" w:color="auto" w:fill="00B0F0"/>
+            <w:shd w:val="clear" w:color="auto" w:fill="92D050"/>
           </w:tcPr>
           <w:p>
             <w:pPr>
@@ -368,12 +386,18 @@
                 <w:lang w:val="tr-TR"/>
               </w:rPr>
             </w:pPr>
+            <w:r>
+              <w:rPr>
+                <w:rFonts w:ascii="Times New Roman" w:hAnsi="Times New Roman"/>
+              </w:rPr>
+              <w:t>Ön Değerlendirme Süreci</w:t>
+            </w:r>
           </w:p>
         </w:tc>
         <w:tc>
           <w:tcPr>
             <w:tcW w:w="4807" w:type="dxa"/>
-            <w:shd w:val="clear" w:color="auto" w:fill="00B0F0"/>
+            <w:shd w:val="clear" w:color="auto" w:fill="92D050"/>
           </w:tcPr>
           <w:p>
             <w:pPr>
@@ -383,12 +407,18 @@
                 <w:lang w:val="tr-TR"/>
               </w:rPr>
             </w:pPr>
+            <w:r>
+              <w:rPr>
+                <w:rFonts w:ascii="Times New Roman" w:hAnsi="Times New Roman"/>
+              </w:rPr>
+              <w:t>Öğrencilerden yenilenebilir ve yenilenemeyen enerji kaynaklarına örnekler vermeleri, yenilenebilir enerji kaynaklarının temel özelliğini açıklamaları istenir. Yenilenebilir enerji kaynaklarına “temiz enerji” veya “çevre dostu” denmesinin nedenleri sorulur.</w:t>
+            </w:r>
           </w:p>
         </w:tc>
         <w:tc>
           <w:tcPr>
             <w:tcW w:w="1830" w:type="dxa"/>
-            <w:shd w:val="clear" w:color="auto" w:fill="00B0F0"/>
+            <w:shd w:val="clear" w:color="auto" w:fill="92D050"/>
           </w:tcPr>
           <w:p>
             <w:pPr>
@@ -398,6 +428,12 @@
                 <w:lang w:val="tr-TR"/>
               </w:rPr>
             </w:pPr>
+            <w:r>
+              <w:rPr>
+                <w:rFonts w:ascii="Times New Roman" w:hAnsi="Times New Roman"/>
+              </w:rPr>
+              <w:t>Kim11.3.1 dosyasında Tema 3 başında “Düşün, Hatırla ve Hazırlan!” olarak yapıldı.</w:t>
+            </w:r>
           </w:p>
         </w:tc>
       </w:tr>
